--- a/benchmark/snapshots/case-demo/case-report.docx
+++ b/benchmark/snapshots/case-demo/case-report.docx
@@ -77,7 +77,7 @@
           <w:b w:val="0"/>
           <w:sz w:val="24"/>
         </w:rPr>
-        <w:t>创建时间：2026-07-31T13:47:11.6441777Z</w:t>
+        <w:t>创建时间：2026-08-01T17:01:46.5873886Z</w:t>
       </w:r>
     </w:p>
     <w:p>
@@ -545,7 +545,7 @@
           <w:b w:val="0"/>
           <w:sz w:val="24"/>
         </w:rPr>
-        <w:t>· 0x40230488c769dbca1a6f288b38fe817f1b3cf202（score 0.500）</w:t>
+        <w:t>· 0xed87b4edbcebf6971d45192a7567bd83f435eb1f（score 0.500）</w:t>
       </w:r>
     </w:p>
     <w:p>
@@ -558,7 +558,7 @@
           <w:b w:val="0"/>
           <w:sz w:val="24"/>
         </w:rPr>
-        <w:t>· 0xbf4a6cab133651f028ccc2913637b1a57a092255（score 0.500）</w:t>
+        <w:t>· 0x1e9ccd917759e249944fa6b3ee0584026e188644（score 0.500）</w:t>
       </w:r>
     </w:p>
     <w:p>
@@ -571,7 +571,7 @@
           <w:b w:val="0"/>
           <w:sz w:val="24"/>
         </w:rPr>
-        <w:t>· 0xd158b95b8566ebbc169b28335f783dc2e63683b5（score 0.500）</w:t>
+        <w:t>· 0x0655c22cb0284a0b14522ff1323caedc7615c099（score 0.500）</w:t>
       </w:r>
     </w:p>
     <w:p>
@@ -584,7 +584,7 @@
           <w:b w:val="0"/>
           <w:sz w:val="24"/>
         </w:rPr>
-        <w:t>· 0x3ec7ea2ff48f96f44b6af6cc1cf89da08174ef01（score 0.500）</w:t>
+        <w:t>· 0x27820f8b2e7c5dbe1eef6805577c222afde1a191（score 0.500）</w:t>
       </w:r>
     </w:p>
     <w:p>
@@ -597,7 +597,7 @@
           <w:b w:val="0"/>
           <w:sz w:val="24"/>
         </w:rPr>
-        <w:t>· 0xb11de5e097b55d241add1b4032ad8f1500c68698（score 0.500）</w:t>
+        <w:t>· 0x650b971a75064140d68457d838e334f280707b70（score 0.500）</w:t>
       </w:r>
     </w:p>
     <w:p>
@@ -610,7 +610,7 @@
           <w:b w:val="0"/>
           <w:sz w:val="24"/>
         </w:rPr>
-        <w:t>· 0xaa0cc4b4356a64c69f00c7f315d3653cd142577c（score 0.500）</w:t>
+        <w:t>· 0xa2bbded3f749ed41800b82e9a064196bb5174286（score 0.500）</w:t>
       </w:r>
     </w:p>
     <w:p>
@@ -623,7 +623,7 @@
           <w:b w:val="0"/>
           <w:sz w:val="24"/>
         </w:rPr>
-        <w:t>· 0xfa5eb6271a362483420d3529a12f3e98873d084e（score 0.500）</w:t>
+        <w:t>· 0x09b9cba6956537e0b49340f0a8ceb50e79181ca5（score 0.500）</w:t>
       </w:r>
     </w:p>
     <w:p>
@@ -636,7 +636,7 @@
           <w:b w:val="0"/>
           <w:sz w:val="24"/>
         </w:rPr>
-        <w:t>· 0xebfad85177d054d64232cd81ed99c352f50facbf（score 0.500）</w:t>
+        <w:t>· 0xc28ae54686ecc554bd46af5f79814a0843e1550d（score 0.500）</w:t>
       </w:r>
     </w:p>
     <w:p>
@@ -649,7 +649,7 @@
           <w:b w:val="0"/>
           <w:sz w:val="24"/>
         </w:rPr>
-        <w:t>· 0x8063181179b613b7b28f2c208146b701a184f672（score 0.500）</w:t>
+        <w:t>· 0x0a4b571c4932d84de11a6bca96bb9ba5bf27ff1c（score 0.500）</w:t>
       </w:r>
     </w:p>
     <w:p>
@@ -662,7 +662,7 @@
           <w:b w:val="0"/>
           <w:sz w:val="24"/>
         </w:rPr>
-        <w:t>· 0x914971b219a581d0c7b4c1175d933c0e41713af9（score 0.500）</w:t>
+        <w:t>· 0xabba7bef6dffba87d66e6c3d2d612b1a57df2303（score 0.500）</w:t>
       </w:r>
     </w:p>
     <w:p>
